--- a/assets/Nicholas_Gray_Resume_Survey.docx
+++ b/assets/Nicholas_Gray_Resume_Survey.docx
@@ -836,6 +836,28 @@
           <w:szCs w:val="19"/>
         </w:rPr>
         <w:t xml:space="preserve">Ohio State University</w:t>
+      </w:r>
+    </w:p>
+    <w:p>
+      <w:pPr>
+        <w:spacing w:before="90" w:after="30"/>
+      </w:pPr>
+      <w:r>
+        <w:rPr>
+          <w:b/>
+          <w:color w:val="0D7361"/>
+          <w:sz w:val="18"/>
+          <w:szCs w:val="18"/>
+        </w:rPr>
+        <w:t xml:space="preserve">Certification:  </w:t>
+      </w:r>
+      <w:r>
+        <w:rPr>
+          <w:color w:val="3D4D4A"/>
+          <w:sz w:val="19"/>
+          <w:szCs w:val="19"/>
+        </w:rPr>
+        <w:t xml:space="preserve">Machine Learning Specialization — DeepLearning.AI &amp; Stanford Online (Coursera), 2026. Supervised learning (regression, classification, neural networks, decision trees), unsupervised learning, recommender systems, reinforcement learning</w:t>
       </w:r>
     </w:p>
     <w:p>
